--- a/summary.docx
+++ b/summary.docx
@@ -82,7 +82,6 @@
         </w:numPr>
         <w:shd w:val="clear" w:color="auto" w:fill="FFFFFF" w:themeFill="background1"/>
         <w:rPr>
-          <w:rFonts w:hint="cs"/>
           <w:color w:val="000000" w:themeColor="text1"/>
         </w:rPr>
       </w:pPr>
@@ -133,19 +132,7 @@
           <w:rPr>
             <w:rStyle w:val="Hyperlink"/>
           </w:rPr>
-          <w:t>https://y</w:t>
-        </w:r>
-        <w:r>
-          <w:rPr>
-            <w:rStyle w:val="Hyperlink"/>
-          </w:rPr>
-          <w:t>o</w:t>
-        </w:r>
-        <w:r>
-          <w:rPr>
-            <w:rStyle w:val="Hyperlink"/>
-          </w:rPr>
-          <w:t>utu.be/V1r0ed0q1F4?si=dJr_q2JeNKcBLCdx</w:t>
+          <w:t>https://youtu.be/V1r0ed0q1F4?si=dJr_q2JeNKcBLCdx</w:t>
         </w:r>
       </w:hyperlink>
       <w:r>
@@ -175,6 +162,233 @@
           <w:lang w:bidi="ar-EG"/>
         </w:rPr>
         <w:t>Adding Font Poppins in next.js</w:t>
+      </w:r>
+    </w:p>
+    <w:p>
+      <w:pPr>
+        <w:pStyle w:val="NoSpacing"/>
+        <w:shd w:val="clear" w:color="auto" w:fill="FFFFFF" w:themeFill="background1"/>
+        <w:rPr>
+          <w:color w:val="000000" w:themeColor="text1"/>
+        </w:rPr>
+      </w:pPr>
+    </w:p>
+    <w:p>
+      <w:pPr>
+        <w:pStyle w:val="NoSpacing"/>
+        <w:numPr>
+          <w:ilvl w:val="1"/>
+          <w:numId w:val="4"/>
+        </w:numPr>
+        <w:shd w:val="clear" w:color="auto" w:fill="FFFFFF" w:themeFill="background1"/>
+        <w:rPr>
+          <w:color w:val="000000" w:themeColor="text1"/>
+        </w:rPr>
+      </w:pPr>
+      <w:r>
+        <w:rPr>
+          <w:rFonts w:ascii="Arial" w:hAnsi="Arial" w:cs="Arial"/>
+          <w:color w:val="000000" w:themeColor="text1"/>
+          <w:shd w:val="clear" w:color="auto" w:fill="09090B"/>
+          <w:lang w:bidi="ar-EG"/>
+        </w:rPr>
+        <w:t xml:space="preserve">Create sign in , sign up , forget page but not complete </w:t>
+      </w:r>
+      <w:r>
+        <w:rPr>
+          <w:rFonts w:ascii="Arial" w:hAnsi="Arial" w:cs="Arial"/>
+          <w:color w:val="000000" w:themeColor="text1"/>
+          <w:shd w:val="clear" w:color="auto" w:fill="09090B"/>
+          <w:lang w:bidi="ar-EG"/>
+        </w:rPr>
+        <w:t>U</w:t>
+      </w:r>
+    </w:p>
+    <w:p>
+      <w:pPr>
+        <w:pStyle w:val="NoSpacing"/>
+        <w:shd w:val="clear" w:color="auto" w:fill="FFFFFF" w:themeFill="background1"/>
+        <w:ind w:left="1440"/>
+        <w:rPr>
+          <w:color w:val="000000" w:themeColor="text1"/>
+        </w:rPr>
+      </w:pPr>
+    </w:p>
+    <w:p>
+      <w:pPr>
+        <w:pStyle w:val="NoSpacing"/>
+        <w:numPr>
+          <w:ilvl w:val="1"/>
+          <w:numId w:val="4"/>
+        </w:numPr>
+        <w:shd w:val="clear" w:color="auto" w:fill="FFFFFF" w:themeFill="background1"/>
+        <w:rPr>
+          <w:rFonts w:ascii="Arial" w:hAnsi="Arial" w:cs="Arial" w:hint="cs"/>
+          <w:color w:val="000000" w:themeColor="text1"/>
+          <w:shd w:val="clear" w:color="auto" w:fill="09090B"/>
+          <w:lang w:bidi="ar-EG"/>
+        </w:rPr>
+      </w:pPr>
+      <w:r>
+        <w:rPr>
+          <w:rFonts w:ascii="Arial" w:hAnsi="Arial" w:cs="Arial" w:hint="cs"/>
+          <w:color w:val="000000" w:themeColor="text1"/>
+          <w:shd w:val="clear" w:color="auto" w:fill="09090B"/>
+          <w:rtl/>
+          <w:lang w:bidi="ar-EG"/>
+        </w:rPr>
+        <w:t xml:space="preserve">فصلت كمبونات </w:t>
+      </w:r>
+      <w:r>
+        <w:rPr>
+          <w:rFonts w:ascii="Arial" w:hAnsi="Arial" w:cs="Arial"/>
+          <w:color w:val="000000" w:themeColor="text1"/>
+          <w:shd w:val="clear" w:color="auto" w:fill="09090B"/>
+          <w:lang w:bidi="ar-EG"/>
+        </w:rPr>
+        <w:t xml:space="preserve"> </w:t>
+      </w:r>
+      <w:proofErr w:type="spellStart"/>
+      <w:r>
+        <w:rPr>
+          <w:rFonts w:ascii="Arial" w:hAnsi="Arial" w:cs="Arial"/>
+          <w:color w:val="000000" w:themeColor="text1"/>
+          <w:shd w:val="clear" w:color="auto" w:fill="09090B"/>
+          <w:lang w:bidi="ar-EG"/>
+        </w:rPr>
+        <w:t>AuthNav</w:t>
+      </w:r>
+      <w:proofErr w:type="spellEnd"/>
+      <w:r>
+        <w:rPr>
+          <w:rFonts w:ascii="Arial" w:hAnsi="Arial" w:cs="Arial"/>
+          <w:color w:val="000000" w:themeColor="text1"/>
+          <w:shd w:val="clear" w:color="auto" w:fill="09090B"/>
+          <w:lang w:bidi="ar-EG"/>
+        </w:rPr>
+        <w:t xml:space="preserve"> , </w:t>
+      </w:r>
+      <w:proofErr w:type="spellStart"/>
+      <w:r>
+        <w:rPr>
+          <w:rFonts w:ascii="Arial" w:hAnsi="Arial" w:cs="Arial"/>
+          <w:color w:val="000000" w:themeColor="text1"/>
+          <w:shd w:val="clear" w:color="auto" w:fill="09090B"/>
+          <w:lang w:bidi="ar-EG"/>
+        </w:rPr>
+        <w:t>SocialButton</w:t>
+      </w:r>
+      <w:proofErr w:type="spellEnd"/>
+      <w:r>
+        <w:rPr>
+          <w:rFonts w:ascii="Arial" w:hAnsi="Arial" w:cs="Arial"/>
+          <w:color w:val="000000" w:themeColor="text1"/>
+          <w:shd w:val="clear" w:color="auto" w:fill="09090B"/>
+          <w:lang w:bidi="ar-EG"/>
+        </w:rPr>
+        <w:t xml:space="preserve"> , </w:t>
+      </w:r>
+      <w:proofErr w:type="spellStart"/>
+      <w:r>
+        <w:rPr>
+          <w:rFonts w:ascii="Arial" w:hAnsi="Arial" w:cs="Arial"/>
+          <w:color w:val="000000" w:themeColor="text1"/>
+          <w:shd w:val="clear" w:color="auto" w:fill="09090B"/>
+          <w:lang w:bidi="ar-EG"/>
+        </w:rPr>
+        <w:t>LandingAuth</w:t>
+      </w:r>
+      <w:proofErr w:type="spellEnd"/>
+      <w:r>
+        <w:rPr>
+          <w:rFonts w:ascii="Arial" w:hAnsi="Arial" w:cs="Arial"/>
+          <w:color w:val="000000" w:themeColor="text1"/>
+          <w:shd w:val="clear" w:color="auto" w:fill="09090B"/>
+          <w:lang w:bidi="ar-EG"/>
+        </w:rPr>
+        <w:t xml:space="preserve"> , </w:t>
+      </w:r>
+      <w:proofErr w:type="spellStart"/>
+      <w:r>
+        <w:rPr>
+          <w:rFonts w:ascii="Arial" w:hAnsi="Arial" w:cs="Arial"/>
+          <w:color w:val="000000" w:themeColor="text1"/>
+          <w:shd w:val="clear" w:color="auto" w:fill="09090B"/>
+          <w:lang w:bidi="ar-EG"/>
+        </w:rPr>
+        <w:t>MyForm</w:t>
+      </w:r>
+      <w:proofErr w:type="spellEnd"/>
+      <w:r>
+        <w:rPr>
+          <w:rFonts w:ascii="Arial" w:hAnsi="Arial" w:cs="Arial"/>
+          <w:color w:val="000000" w:themeColor="text1"/>
+          <w:shd w:val="clear" w:color="auto" w:fill="09090B"/>
+          <w:lang w:bidi="ar-EG"/>
+        </w:rPr>
+        <w:t>(</w:t>
+      </w:r>
+      <w:r>
+        <w:rPr>
+          <w:rFonts w:ascii="Arial" w:hAnsi="Arial" w:cs="Arial" w:hint="cs"/>
+          <w:color w:val="000000" w:themeColor="text1"/>
+          <w:shd w:val="clear" w:color="auto" w:fill="09090B"/>
+          <w:rtl/>
+          <w:lang w:bidi="ar-EG"/>
+        </w:rPr>
+        <w:t>(غير الاسم</w:t>
+      </w:r>
+      <w:r>
+        <w:rPr>
+          <w:rFonts w:ascii="Arial" w:hAnsi="Arial" w:cs="Arial"/>
+          <w:color w:val="000000" w:themeColor="text1"/>
+          <w:shd w:val="clear" w:color="auto" w:fill="09090B"/>
+          <w:lang w:bidi="ar-EG"/>
+        </w:rPr>
+        <w:t xml:space="preserve"> , set password</w:t>
+      </w:r>
+    </w:p>
+    <w:p>
+      <w:pPr>
+        <w:pStyle w:val="ListParagraph"/>
+        <w:rPr>
+          <w:color w:val="000000" w:themeColor="text1"/>
+        </w:rPr>
+      </w:pPr>
+    </w:p>
+    <w:p>
+      <w:pPr>
+        <w:pStyle w:val="NoSpacing"/>
+        <w:numPr>
+          <w:ilvl w:val="1"/>
+          <w:numId w:val="4"/>
+        </w:numPr>
+        <w:shd w:val="clear" w:color="auto" w:fill="FFFFFF" w:themeFill="background1"/>
+        <w:rPr>
+          <w:rFonts w:ascii="Arial" w:hAnsi="Arial" w:cs="Arial"/>
+          <w:color w:val="000000" w:themeColor="text1"/>
+          <w:shd w:val="clear" w:color="auto" w:fill="09090B"/>
+          <w:lang w:bidi="ar-EG"/>
+        </w:rPr>
+      </w:pPr>
+      <w:r>
+        <w:rPr>
+          <w:rFonts w:ascii="Arial" w:hAnsi="Arial" w:cs="Arial"/>
+          <w:color w:val="000000" w:themeColor="text1"/>
+          <w:shd w:val="clear" w:color="auto" w:fill="09090B"/>
+          <w:lang w:bidi="ar-EG"/>
+        </w:rPr>
+        <w:t xml:space="preserve">Form </w:t>
+      </w:r>
+      <w:r>
+        <w:rPr>
+          <w:rFonts w:ascii="Arial" w:hAnsi="Arial" w:cs="Arial" w:hint="cs"/>
+          <w:color w:val="000000" w:themeColor="text1"/>
+          <w:shd w:val="clear" w:color="auto" w:fill="09090B"/>
+          <w:rtl/>
+          <w:lang w:bidi="ar-EG"/>
+        </w:rPr>
+        <w:t xml:space="preserve">ناقص لما اعمل خطا الانبوت يعمل بردر احمر </w:t>
       </w:r>
       <w:bookmarkStart w:id="0" w:name="_GoBack"/>
       <w:bookmarkEnd w:id="0"/>
@@ -877,6 +1091,17 @@
       <w:u w:val="single"/>
     </w:rPr>
   </w:style>
+  <w:style w:type="paragraph" w:styleId="ListParagraph">
+    <w:name w:val="List Paragraph"/>
+    <w:basedOn w:val="Normal"/>
+    <w:uiPriority w:val="34"/>
+    <w:qFormat/>
+    <w:rsid w:val="00067FA7"/>
+    <w:pPr>
+      <w:ind w:left="720"/>
+      <w:contextualSpacing/>
+    </w:pPr>
+  </w:style>
 </w:styles>
 </file>
 
@@ -1098,6 +1323,17 @@
       <w:color w:val="800080" w:themeColor="followedHyperlink"/>
       <w:u w:val="single"/>
     </w:rPr>
+  </w:style>
+  <w:style w:type="paragraph" w:styleId="ListParagraph">
+    <w:name w:val="List Paragraph"/>
+    <w:basedOn w:val="Normal"/>
+    <w:uiPriority w:val="34"/>
+    <w:qFormat/>
+    <w:rsid w:val="00067FA7"/>
+    <w:pPr>
+      <w:ind w:left="720"/>
+      <w:contextualSpacing/>
+    </w:pPr>
   </w:style>
 </w:styles>
 </file>
@@ -1392,7 +1628,7 @@
 </file>
 
 <file path=customXml/itemProps1.xml><?xml version="1.0" encoding="utf-8"?>
-<ds:datastoreItem xmlns:ds="http://schemas.openxmlformats.org/officeDocument/2006/customXml" ds:itemID="{9DBC607C-687E-4CEA-91AF-7677DBFD3748}">
+<ds:datastoreItem xmlns:ds="http://schemas.openxmlformats.org/officeDocument/2006/customXml" ds:itemID="{9D916FCE-3BE4-4705-8C60-586043C66919}">
   <ds:schemaRefs>
     <ds:schemaRef ds:uri="http://schemas.openxmlformats.org/officeDocument/2006/bibliography"/>
   </ds:schemaRefs>
